--- a/docs/phancong.docx
+++ b/docs/phancong.docx
@@ -408,7 +408,7 @@
           <w:sz w:val="26"/>
           <w:szCs w:val="26"/>
         </w:rPr>
-        <w:t>3. Bạn 3 (Data Engineer - Seed Data)</w:t>
+        <w:t>3. Bạn 3 (Seed Data)</w:t>
       </w:r>
     </w:p>
     <w:p>
